--- a/docs/PROYECTO_TERRA.docx
+++ b/docs/PROYECTO_TERRA.docx
@@ -1,6 +1,6 @@
 
 <file path=word/document.xml><?xml version="1.0" encoding="utf-8"?>
-<w:document xmlns:wpc="http://schemas.microsoft.com/office/word/2010/wordprocessingCanvas" xmlns:cx="http://schemas.microsoft.com/office/drawing/2014/chartex" xmlns:cx1="http://schemas.microsoft.com/office/drawing/2015/9/8/chartex" xmlns:cx2="http://schemas.microsoft.com/office/drawing/2015/10/21/chartex" xmlns:cx3="http://schemas.microsoft.com/office/drawing/2016/5/9/chartex" xmlns:cx4="http://schemas.microsoft.com/office/drawing/2016/5/10/chartex" xmlns:cx5="http://schemas.microsoft.com/office/drawing/2016/5/11/chartex" xmlns:cx6="http://schemas.microsoft.com/office/drawing/2016/5/12/chartex" xmlns:cx7="http://schemas.microsoft.com/office/drawing/2016/5/13/chartex" xmlns:cx8="http://schemas.microsoft.com/office/drawing/2016/5/14/chartex" xmlns:mc="http://schemas.openxmlformats.org/markup-compatibility/2006" xmlns:aink="http://schemas.microsoft.com/office/drawing/2016/ink" xmlns:am3d="http://schemas.microsoft.com/office/drawing/2017/model3d" xmlns:o="urn:schemas-microsoft-com:office:office" xmlns:oel="http://schemas.microsoft.com/office/2019/extlst" xmlns:r="http://schemas.openxmlformats.org/officeDocument/2006/relationships" xmlns:m="http://schemas.openxmlformats.org/officeDocument/2006/math" xmlns:v="urn:schemas-microsoft-com:vml" xmlns:wp14="http://schemas.microsoft.com/office/word/2010/wordprocessingDrawing" xmlns:wp="http://schemas.openxmlformats.org/drawingml/2006/wordprocessingDrawing" xmlns:w10="urn:schemas-microsoft-com:office:word" xmlns:w="http://schemas.openxmlformats.org/wordprocessingml/2006/main" xmlns:w14="http://schemas.microsoft.com/office/word/2010/wordml" xmlns:w15="http://schemas.microsoft.com/office/word/2012/wordml" xmlns:w16cex="http://schemas.microsoft.com/office/word/2018/wordml/cex" xmlns:w16cid="http://schemas.microsoft.com/office/word/2016/wordml/cid" xmlns:w16="http://schemas.microsoft.com/office/word/2018/wordml" xmlns:w16du="http://schemas.microsoft.com/office/word/2023/wordml/word16du" xmlns:w16sdtdh="http://schemas.microsoft.com/office/word/2020/wordml/sdtdatahash" xmlns:w16sdtfl="http://schemas.microsoft.com/office/word/2024/wordml/sdtformatlock" xmlns:w16se="http://schemas.microsoft.com/office/word/2015/wordml/symex" xmlns:wpg="http://schemas.microsoft.com/office/word/2010/wordprocessingGroup" xmlns:wpi="http://schemas.microsoft.com/office/word/2010/wordprocessingInk" xmlns:wne="http://schemas.microsoft.com/office/word/2006/wordml" xmlns:wps="http://schemas.microsoft.com/office/word/2010/wordprocessingShape" mc:Ignorable="w14 w15 w16se w16cid w16 w16cex w16sdtdh w16sdtfl w16du wp14">
+<w:document xmlns:wpc="http://schemas.microsoft.com/office/word/2010/wordprocessingCanvas" xmlns:cx="http://schemas.microsoft.com/office/drawing/2014/chartex" xmlns:cx1="http://schemas.microsoft.com/office/drawing/2015/9/8/chartex" xmlns:cx2="http://schemas.microsoft.com/office/drawing/2015/10/21/chartex" xmlns:cx3="http://schemas.microsoft.com/office/drawing/2016/5/9/chartex" xmlns:cx4="http://schemas.microsoft.com/office/drawing/2016/5/10/chartex" xmlns:cx5="http://schemas.microsoft.com/office/drawing/2016/5/11/chartex" xmlns:cx6="http://schemas.microsoft.com/office/drawing/2016/5/12/chartex" xmlns:cx7="http://schemas.microsoft.com/office/drawing/2016/5/13/chartex" xmlns:cx8="http://schemas.microsoft.com/office/drawing/2016/5/14/chartex" xmlns:mc="http://schemas.openxmlformats.org/markup-compatibility/2006" xmlns:aink="http://schemas.microsoft.com/office/drawing/2016/ink" xmlns:am3d="http://schemas.microsoft.com/office/drawing/2017/model3d" xmlns:o="urn:schemas-microsoft-com:office:office" xmlns:r="http://schemas.openxmlformats.org/officeDocument/2006/relationships" xmlns:m="http://schemas.openxmlformats.org/officeDocument/2006/math" xmlns:v="urn:schemas-microsoft-com:vml" xmlns:wp14="http://schemas.microsoft.com/office/word/2010/wordprocessingDrawing" xmlns:wp="http://schemas.openxmlformats.org/drawingml/2006/wordprocessingDrawing" xmlns:w10="urn:schemas-microsoft-com:office:word" xmlns:w="http://schemas.openxmlformats.org/wordprocessingml/2006/main" xmlns:w14="http://schemas.microsoft.com/office/word/2010/wordml" xmlns:w15="http://schemas.microsoft.com/office/word/2012/wordml" xmlns:w16cex="http://schemas.microsoft.com/office/word/2018/wordml/cex" xmlns:w16cid="http://schemas.microsoft.com/office/word/2016/wordml/cid" xmlns:w16="http://schemas.microsoft.com/office/word/2018/wordml" xmlns:w16sdtdh="http://schemas.microsoft.com/office/word/2020/wordml/sdtdatahash" xmlns:w16se="http://schemas.microsoft.com/office/word/2015/wordml/symex" xmlns:wpg="http://schemas.microsoft.com/office/word/2010/wordprocessingGroup" xmlns:wpi="http://schemas.microsoft.com/office/word/2010/wordprocessingInk" xmlns:wne="http://schemas.microsoft.com/office/word/2006/wordml" xmlns:wps="http://schemas.microsoft.com/office/word/2010/wordprocessingShape" mc:Ignorable="w14 w15 w16se w16cid w16 w16cex w16sdtdh wp14">
   <w:body>
     <w:p>
       <w:pPr>
@@ -55,11 +55,19 @@
         <w:spacing w:before="420"/>
         <w:jc w:val="center"/>
       </w:pPr>
+      <w:proofErr w:type="spellStart"/>
       <w:r>
         <w:rPr>
           <w:color w:val="667085"/>
         </w:rPr>
-        <w:t xml:space="preserve">Guia de arquitectura, </w:t>
+        <w:t>Guia</w:t>
+      </w:r>
+      <w:proofErr w:type="spellEnd"/>
+      <w:r>
+        <w:rPr>
+          <w:color w:val="667085"/>
+        </w:rPr>
+        <w:t xml:space="preserve"> de arquitectura, </w:t>
       </w:r>
       <w:proofErr w:type="spellStart"/>
       <w:r>
@@ -112,12 +120,6 @@
         <w:gridCol w:w="10075"/>
       </w:tblGrid>
       <w:tr>
-        <w:tblPrEx>
-          <w:tblCellMar>
-            <w:top w:w="0" w:type="dxa"/>
-            <w:bottom w:w="0" w:type="dxa"/>
-          </w:tblCellMar>
-        </w:tblPrEx>
         <w:trPr>
           <w:trHeight w:val="456"/>
         </w:trPr>
@@ -138,12 +140,6 @@
         </w:tc>
       </w:tr>
       <w:tr>
-        <w:tblPrEx>
-          <w:tblCellMar>
-            <w:top w:w="0" w:type="dxa"/>
-            <w:bottom w:w="0" w:type="dxa"/>
-          </w:tblCellMar>
-        </w:tblPrEx>
         <w:trPr>
           <w:trHeight w:val="456"/>
         </w:trPr>
@@ -162,12 +158,6 @@
         </w:tc>
       </w:tr>
       <w:tr>
-        <w:tblPrEx>
-          <w:tblCellMar>
-            <w:top w:w="0" w:type="dxa"/>
-            <w:bottom w:w="0" w:type="dxa"/>
-          </w:tblCellMar>
-        </w:tblPrEx>
         <w:trPr>
           <w:trHeight w:val="456"/>
         </w:trPr>
@@ -180,18 +170,12 @@
               <w:rPr>
                 <w:color w:val="1F2933"/>
               </w:rPr>
-              <w:t>Cliente / kiosco</w:t>
+              <w:t xml:space="preserve">Cliente </w:t>
             </w:r>
           </w:p>
         </w:tc>
       </w:tr>
       <w:tr>
-        <w:tblPrEx>
-          <w:tblCellMar>
-            <w:top w:w="0" w:type="dxa"/>
-            <w:bottom w:w="0" w:type="dxa"/>
-          </w:tblCellMar>
-        </w:tblPrEx>
         <w:trPr>
           <w:trHeight w:val="767"/>
         </w:trPr>
@@ -210,12 +194,6 @@
         </w:tc>
       </w:tr>
       <w:tr>
-        <w:tblPrEx>
-          <w:tblCellMar>
-            <w:top w:w="0" w:type="dxa"/>
-            <w:bottom w:w="0" w:type="dxa"/>
-          </w:tblCellMar>
-        </w:tblPrEx>
         <w:trPr>
           <w:trHeight w:val="456"/>
         </w:trPr>
@@ -228,18 +206,12 @@
               <w:rPr>
                 <w:color w:val="1F2933"/>
               </w:rPr>
-              <w:t>Cliente / kiosco</w:t>
+              <w:t xml:space="preserve">Cliente </w:t>
             </w:r>
           </w:p>
         </w:tc>
       </w:tr>
       <w:tr>
-        <w:tblPrEx>
-          <w:tblCellMar>
-            <w:top w:w="0" w:type="dxa"/>
-            <w:bottom w:w="0" w:type="dxa"/>
-          </w:tblCellMar>
-        </w:tblPrEx>
         <w:trPr>
           <w:trHeight w:val="456"/>
         </w:trPr>
@@ -258,12 +230,6 @@
         </w:tc>
       </w:tr>
       <w:tr>
-        <w:tblPrEx>
-          <w:tblCellMar>
-            <w:top w:w="0" w:type="dxa"/>
-            <w:bottom w:w="0" w:type="dxa"/>
-          </w:tblCellMar>
-        </w:tblPrEx>
         <w:trPr>
           <w:trHeight w:val="456"/>
         </w:trPr>
@@ -276,18 +242,12 @@
               <w:rPr>
                 <w:color w:val="1F2933"/>
               </w:rPr>
-              <w:t>Cliente / kiosco</w:t>
+              <w:t xml:space="preserve">Cliente </w:t>
             </w:r>
           </w:p>
         </w:tc>
       </w:tr>
       <w:tr>
-        <w:tblPrEx>
-          <w:tblCellMar>
-            <w:top w:w="0" w:type="dxa"/>
-            <w:bottom w:w="0" w:type="dxa"/>
-          </w:tblCellMar>
-        </w:tblPrEx>
         <w:trPr>
           <w:trHeight w:val="456"/>
         </w:trPr>
@@ -334,12 +294,6 @@
         </w:tc>
       </w:tr>
       <w:tr>
-        <w:tblPrEx>
-          <w:tblCellMar>
-            <w:top w:w="0" w:type="dxa"/>
-            <w:bottom w:w="0" w:type="dxa"/>
-          </w:tblCellMar>
-        </w:tblPrEx>
         <w:trPr>
           <w:trHeight w:val="456"/>
         </w:trPr>
@@ -352,18 +306,12 @@
               <w:rPr>
                 <w:color w:val="1F2933"/>
               </w:rPr>
-              <w:t>Cliente / kiosco</w:t>
+              <w:t xml:space="preserve">Cliente </w:t>
             </w:r>
           </w:p>
         </w:tc>
       </w:tr>
       <w:tr>
-        <w:tblPrEx>
-          <w:tblCellMar>
-            <w:top w:w="0" w:type="dxa"/>
-            <w:bottom w:w="0" w:type="dxa"/>
-          </w:tblCellMar>
-        </w:tblPrEx>
         <w:trPr>
           <w:trHeight w:val="757"/>
         </w:trPr>
@@ -382,12 +330,6 @@
         </w:tc>
       </w:tr>
       <w:tr>
-        <w:tblPrEx>
-          <w:tblCellMar>
-            <w:top w:w="0" w:type="dxa"/>
-            <w:bottom w:w="0" w:type="dxa"/>
-          </w:tblCellMar>
-        </w:tblPrEx>
         <w:trPr>
           <w:trHeight w:val="456"/>
         </w:trPr>
@@ -406,12 +348,6 @@
         </w:tc>
       </w:tr>
       <w:tr>
-        <w:tblPrEx>
-          <w:tblCellMar>
-            <w:top w:w="0" w:type="dxa"/>
-            <w:bottom w:w="0" w:type="dxa"/>
-          </w:tblCellMar>
-        </w:tblPrEx>
         <w:trPr>
           <w:trHeight w:val="767"/>
         </w:trPr>
@@ -444,12 +380,6 @@
         </w:tc>
       </w:tr>
       <w:tr>
-        <w:tblPrEx>
-          <w:tblCellMar>
-            <w:top w:w="0" w:type="dxa"/>
-            <w:bottom w:w="0" w:type="dxa"/>
-          </w:tblCellMar>
-        </w:tblPrEx>
         <w:trPr>
           <w:trHeight w:val="456"/>
         </w:trPr>
@@ -468,12 +398,6 @@
         </w:tc>
       </w:tr>
       <w:tr>
-        <w:tblPrEx>
-          <w:tblCellMar>
-            <w:top w:w="0" w:type="dxa"/>
-            <w:bottom w:w="0" w:type="dxa"/>
-          </w:tblCellMar>
-        </w:tblPrEx>
         <w:trPr>
           <w:trHeight w:val="456"/>
         </w:trPr>
@@ -492,12 +416,6 @@
         </w:tc>
       </w:tr>
       <w:tr>
-        <w:tblPrEx>
-          <w:tblCellMar>
-            <w:top w:w="0" w:type="dxa"/>
-            <w:bottom w:w="0" w:type="dxa"/>
-          </w:tblCellMar>
-        </w:tblPrEx>
         <w:trPr>
           <w:trHeight w:val="456"/>
         </w:trPr>
@@ -516,12 +434,6 @@
         </w:tc>
       </w:tr>
       <w:tr>
-        <w:tblPrEx>
-          <w:tblCellMar>
-            <w:top w:w="0" w:type="dxa"/>
-            <w:bottom w:w="0" w:type="dxa"/>
-          </w:tblCellMar>
-        </w:tblPrEx>
         <w:trPr>
           <w:trHeight w:val="757"/>
         </w:trPr>
@@ -540,12 +452,6 @@
         </w:tc>
       </w:tr>
       <w:tr>
-        <w:tblPrEx>
-          <w:tblCellMar>
-            <w:top w:w="0" w:type="dxa"/>
-            <w:bottom w:w="0" w:type="dxa"/>
-          </w:tblCellMar>
-        </w:tblPrEx>
         <w:trPr>
           <w:trHeight w:val="456"/>
         </w:trPr>
@@ -564,12 +470,6 @@
         </w:tc>
       </w:tr>
       <w:tr>
-        <w:tblPrEx>
-          <w:tblCellMar>
-            <w:top w:w="0" w:type="dxa"/>
-            <w:bottom w:w="0" w:type="dxa"/>
-          </w:tblCellMar>
-        </w:tblPrEx>
         <w:trPr>
           <w:trHeight w:val="456"/>
         </w:trPr>
@@ -598,7 +498,10 @@
       </w:r>
       <w:proofErr w:type="spellEnd"/>
       <w:r>
-        <w:t xml:space="preserve">/kiosco, personal de venta, administración y clientes mayoristas. El kiosco permite explorar el catálogo, escanear QR, preparar un pedido y generar un ticket para pago presencial. El </w:t>
+        <w:t xml:space="preserve">, personal de venta, administración y clientes mayoristas. </w:t>
+      </w:r>
+      <w:r>
+        <w:t xml:space="preserve">permite explorar el catálogo, escanear QR, preparar un pedido y generar un ticket para pago presencial. El </w:t>
       </w:r>
       <w:proofErr w:type="spellStart"/>
       <w:r>
@@ -614,7 +517,10 @@
       </w:r>
       <w:proofErr w:type="spellEnd"/>
       <w:r>
-        <w:t xml:space="preserve">, ven precios B2B, administran su perfil y consultan pedidos. El </w:t>
+        <w:t>, ven precios</w:t>
+      </w:r>
+      <w:r>
+        <w:t xml:space="preserve"> B2B, administran su perfil y consultan pedidos. El </w:t>
       </w:r>
       <w:proofErr w:type="spellStart"/>
       <w:r>
@@ -655,6 +561,9 @@
         <w:pStyle w:val="Ttulo1"/>
       </w:pPr>
       <w:r>
+        <w:rPr>
+          <w:noProof/>
+        </w:rPr>
         <w:drawing>
           <wp:inline distT="0" distB="0" distL="0" distR="0" wp14:anchorId="04A5B92A" wp14:editId="2AF83DF7">
             <wp:extent cx="5731510" cy="2783205"/>
@@ -722,7 +631,10 @@
       </w:r>
       <w:proofErr w:type="spellStart"/>
       <w:r>
-        <w:t>chatbot</w:t>
+        <w:t>ch</w:t>
+      </w:r>
+      <w:r>
+        <w:t>atbot</w:t>
       </w:r>
       <w:proofErr w:type="spellEnd"/>
       <w:r>
@@ -750,15 +662,7 @@
       </w:r>
       <w:proofErr w:type="spellEnd"/>
       <w:r>
-        <w:t xml:space="preserve">/api.js desde variables de </w:t>
-      </w:r>
-      <w:proofErr w:type="spellStart"/>
-      <w:r>
-        <w:t>build</w:t>
-      </w:r>
-      <w:proofErr w:type="spellEnd"/>
-      <w:r>
-        <w:t xml:space="preserve"> o </w:t>
+        <w:t xml:space="preserve">/api.js desde variables de build o </w:t>
       </w:r>
       <w:proofErr w:type="spellStart"/>
       <w:r>
@@ -833,9 +737,9 @@
         <w:tblLook w:val="04A0" w:firstRow="1" w:lastRow="0" w:firstColumn="1" w:lastColumn="0" w:noHBand="0" w:noVBand="1"/>
       </w:tblPr>
       <w:tblGrid>
-        <w:gridCol w:w="2410"/>
-        <w:gridCol w:w="1969"/>
-        <w:gridCol w:w="4863"/>
+        <w:gridCol w:w="2430"/>
+        <w:gridCol w:w="1943"/>
+        <w:gridCol w:w="4869"/>
       </w:tblGrid>
       <w:tr>
         <w:tc>
@@ -846,6 +750,7 @@
           <w:p>
             <w:pPr>
               <w:pStyle w:val="Ttulo1"/>
+              <w:outlineLvl w:val="0"/>
               <w:rPr>
                 <w:bCs/>
                 <w:color w:val="auto"/>
@@ -870,6 +775,7 @@
           <w:p>
             <w:pPr>
               <w:pStyle w:val="Ttulo1"/>
+              <w:outlineLvl w:val="0"/>
               <w:rPr>
                 <w:bCs/>
                 <w:color w:val="auto"/>
@@ -894,6 +800,7 @@
           <w:p>
             <w:pPr>
               <w:pStyle w:val="Ttulo1"/>
+              <w:outlineLvl w:val="0"/>
               <w:rPr>
                 <w:bCs/>
                 <w:color w:val="auto"/>
@@ -920,6 +827,7 @@
           <w:p>
             <w:pPr>
               <w:pStyle w:val="Ttulo1"/>
+              <w:outlineLvl w:val="0"/>
               <w:rPr>
                 <w:b w:val="0"/>
                 <w:color w:val="auto"/>
@@ -946,6 +854,7 @@
           <w:p>
             <w:pPr>
               <w:pStyle w:val="Ttulo1"/>
+              <w:outlineLvl w:val="0"/>
               <w:rPr>
                 <w:b w:val="0"/>
                 <w:color w:val="auto"/>
@@ -970,19 +879,36 @@
           <w:p>
             <w:pPr>
               <w:pStyle w:val="Ttulo1"/>
-              <w:rPr>
-                <w:b w:val="0"/>
-                <w:color w:val="auto"/>
-                <w:sz w:val="24"/>
-              </w:rPr>
-            </w:pPr>
-            <w:r>
-              <w:rPr>
-                <w:b w:val="0"/>
-                <w:color w:val="auto"/>
-                <w:sz w:val="24"/>
-              </w:rPr>
-              <w:t xml:space="preserve">Interfaz del kiosco y </w:t>
+              <w:outlineLvl w:val="0"/>
+              <w:rPr>
+                <w:b w:val="0"/>
+                <w:color w:val="auto"/>
+                <w:sz w:val="24"/>
+              </w:rPr>
+            </w:pPr>
+            <w:r>
+              <w:rPr>
+                <w:b w:val="0"/>
+                <w:color w:val="auto"/>
+                <w:sz w:val="24"/>
+              </w:rPr>
+              <w:t>Interfaz</w:t>
+            </w:r>
+            <w:r>
+              <w:rPr>
+                <w:b w:val="0"/>
+                <w:color w:val="auto"/>
+                <w:sz w:val="24"/>
+              </w:rPr>
+              <w:t xml:space="preserve"> </w:t>
+            </w:r>
+            <w:r>
+              <w:rPr>
+                <w:b w:val="0"/>
+                <w:color w:val="auto"/>
+                <w:sz w:val="24"/>
+              </w:rPr>
+              <w:t xml:space="preserve">y </w:t>
             </w:r>
             <w:proofErr w:type="spellStart"/>
             <w:r>
@@ -1014,6 +940,7 @@
           <w:p>
             <w:pPr>
               <w:pStyle w:val="Ttulo1"/>
+              <w:outlineLvl w:val="0"/>
               <w:rPr>
                 <w:b w:val="0"/>
                 <w:color w:val="auto"/>
@@ -1038,6 +965,7 @@
           <w:p>
             <w:pPr>
               <w:pStyle w:val="Ttulo1"/>
+              <w:outlineLvl w:val="0"/>
               <w:rPr>
                 <w:b w:val="0"/>
                 <w:color w:val="auto"/>
@@ -1062,37 +990,20 @@
           <w:p>
             <w:pPr>
               <w:pStyle w:val="Ttulo1"/>
-              <w:rPr>
-                <w:b w:val="0"/>
-                <w:color w:val="auto"/>
-                <w:sz w:val="24"/>
-              </w:rPr>
-            </w:pPr>
-            <w:r>
-              <w:rPr>
-                <w:b w:val="0"/>
-                <w:color w:val="auto"/>
-                <w:sz w:val="24"/>
-              </w:rPr>
-              <w:t xml:space="preserve">Desarrollo, </w:t>
-            </w:r>
-            <w:proofErr w:type="spellStart"/>
-            <w:r>
-              <w:rPr>
-                <w:b w:val="0"/>
-                <w:color w:val="auto"/>
-                <w:sz w:val="24"/>
-              </w:rPr>
-              <w:t>build</w:t>
-            </w:r>
-            <w:proofErr w:type="spellEnd"/>
-            <w:r>
-              <w:rPr>
-                <w:b w:val="0"/>
-                <w:color w:val="auto"/>
-                <w:sz w:val="24"/>
-              </w:rPr>
-              <w:t xml:space="preserve"> y </w:t>
+              <w:outlineLvl w:val="0"/>
+              <w:rPr>
+                <w:b w:val="0"/>
+                <w:color w:val="auto"/>
+                <w:sz w:val="24"/>
+              </w:rPr>
+            </w:pPr>
+            <w:r>
+              <w:rPr>
+                <w:b w:val="0"/>
+                <w:color w:val="auto"/>
+                <w:sz w:val="24"/>
+              </w:rPr>
+              <w:t xml:space="preserve">Desarrollo, build y </w:t>
             </w:r>
             <w:proofErr w:type="spellStart"/>
             <w:r>
@@ -1142,6 +1053,7 @@
           <w:p>
             <w:pPr>
               <w:pStyle w:val="Ttulo1"/>
+              <w:outlineLvl w:val="0"/>
               <w:rPr>
                 <w:b w:val="0"/>
                 <w:color w:val="auto"/>
@@ -1186,6 +1098,7 @@
           <w:p>
             <w:pPr>
               <w:pStyle w:val="Ttulo1"/>
+              <w:outlineLvl w:val="0"/>
               <w:rPr>
                 <w:b w:val="0"/>
                 <w:color w:val="auto"/>
@@ -1210,6 +1123,7 @@
           <w:p>
             <w:pPr>
               <w:pStyle w:val="Ttulo1"/>
+              <w:outlineLvl w:val="0"/>
               <w:rPr>
                 <w:b w:val="0"/>
                 <w:color w:val="auto"/>
@@ -1236,6 +1150,7 @@
           <w:p>
             <w:pPr>
               <w:pStyle w:val="Ttulo1"/>
+              <w:outlineLvl w:val="0"/>
               <w:rPr>
                 <w:b w:val="0"/>
                 <w:color w:val="auto"/>
@@ -1262,6 +1177,7 @@
           <w:p>
             <w:pPr>
               <w:pStyle w:val="Ttulo1"/>
+              <w:outlineLvl w:val="0"/>
               <w:rPr>
                 <w:b w:val="0"/>
                 <w:color w:val="auto"/>
@@ -1286,6 +1202,7 @@
           <w:p>
             <w:pPr>
               <w:pStyle w:val="Ttulo1"/>
+              <w:outlineLvl w:val="0"/>
               <w:rPr>
                 <w:b w:val="0"/>
                 <w:color w:val="auto"/>
@@ -1348,6 +1265,7 @@
           <w:p>
             <w:pPr>
               <w:pStyle w:val="Ttulo1"/>
+              <w:outlineLvl w:val="0"/>
               <w:rPr>
                 <w:b w:val="0"/>
                 <w:color w:val="auto"/>
@@ -1372,6 +1290,7 @@
           <w:p>
             <w:pPr>
               <w:pStyle w:val="Ttulo1"/>
+              <w:outlineLvl w:val="0"/>
               <w:rPr>
                 <w:b w:val="0"/>
                 <w:color w:val="auto"/>
@@ -1396,6 +1315,7 @@
           <w:p>
             <w:pPr>
               <w:pStyle w:val="Ttulo1"/>
+              <w:outlineLvl w:val="0"/>
               <w:rPr>
                 <w:b w:val="0"/>
                 <w:color w:val="auto"/>
@@ -1422,6 +1342,7 @@
           <w:p>
             <w:pPr>
               <w:pStyle w:val="Ttulo1"/>
+              <w:outlineLvl w:val="0"/>
               <w:rPr>
                 <w:b w:val="0"/>
                 <w:color w:val="auto"/>
@@ -1448,6 +1369,7 @@
           <w:p>
             <w:pPr>
               <w:pStyle w:val="Ttulo1"/>
+              <w:outlineLvl w:val="0"/>
               <w:rPr>
                 <w:b w:val="0"/>
                 <w:color w:val="auto"/>
@@ -1472,6 +1394,7 @@
           <w:p>
             <w:pPr>
               <w:pStyle w:val="Ttulo1"/>
+              <w:outlineLvl w:val="0"/>
               <w:rPr>
                 <w:b w:val="0"/>
                 <w:color w:val="auto"/>
@@ -1516,6 +1439,7 @@
           <w:p>
             <w:pPr>
               <w:pStyle w:val="Ttulo1"/>
+              <w:outlineLvl w:val="0"/>
               <w:rPr>
                 <w:b w:val="0"/>
                 <w:color w:val="auto"/>
@@ -1538,8 +1462,18 @@
                 <w:color w:val="auto"/>
                 <w:sz w:val="24"/>
               </w:rPr>
-              <w:t xml:space="preserve"> Auth</w:t>
-            </w:r>
+              <w:t xml:space="preserve"> </w:t>
+            </w:r>
+            <w:proofErr w:type="spellStart"/>
+            <w:r>
+              <w:rPr>
+                <w:b w:val="0"/>
+                <w:color w:val="auto"/>
+                <w:sz w:val="24"/>
+              </w:rPr>
+              <w:t>Auth</w:t>
+            </w:r>
+            <w:proofErr w:type="spellEnd"/>
           </w:p>
         </w:tc>
         <w:tc>
@@ -1550,6 +1484,7 @@
           <w:p>
             <w:pPr>
               <w:pStyle w:val="Ttulo1"/>
+              <w:outlineLvl w:val="0"/>
               <w:rPr>
                 <w:b w:val="0"/>
                 <w:color w:val="auto"/>
@@ -1574,6 +1509,7 @@
           <w:p>
             <w:pPr>
               <w:pStyle w:val="Ttulo1"/>
+              <w:outlineLvl w:val="0"/>
               <w:rPr>
                 <w:b w:val="0"/>
                 <w:color w:val="auto"/>
@@ -1600,6 +1536,7 @@
           <w:p>
             <w:pPr>
               <w:pStyle w:val="Ttulo1"/>
+              <w:outlineLvl w:val="0"/>
               <w:rPr>
                 <w:b w:val="0"/>
                 <w:color w:val="auto"/>
@@ -1634,6 +1571,7 @@
           <w:p>
             <w:pPr>
               <w:pStyle w:val="Ttulo1"/>
+              <w:outlineLvl w:val="0"/>
               <w:rPr>
                 <w:b w:val="0"/>
                 <w:color w:val="auto"/>
@@ -1658,6 +1596,7 @@
           <w:p>
             <w:pPr>
               <w:pStyle w:val="Ttulo1"/>
+              <w:outlineLvl w:val="0"/>
               <w:rPr>
                 <w:b w:val="0"/>
                 <w:color w:val="auto"/>
@@ -1684,6 +1623,7 @@
           <w:p>
             <w:pPr>
               <w:pStyle w:val="Ttulo1"/>
+              <w:outlineLvl w:val="0"/>
               <w:rPr>
                 <w:b w:val="0"/>
                 <w:color w:val="auto"/>
@@ -1710,6 +1650,7 @@
           <w:p>
             <w:pPr>
               <w:pStyle w:val="Ttulo1"/>
+              <w:outlineLvl w:val="0"/>
               <w:rPr>
                 <w:b w:val="0"/>
                 <w:color w:val="auto"/>
@@ -1734,6 +1675,7 @@
           <w:p>
             <w:pPr>
               <w:pStyle w:val="Ttulo1"/>
+              <w:outlineLvl w:val="0"/>
               <w:rPr>
                 <w:b w:val="0"/>
                 <w:color w:val="auto"/>
@@ -1760,6 +1702,7 @@
           <w:p>
             <w:pPr>
               <w:pStyle w:val="Ttulo1"/>
+              <w:outlineLvl w:val="0"/>
               <w:rPr>
                 <w:b w:val="0"/>
                 <w:color w:val="auto"/>
@@ -1784,6 +1727,7 @@
           <w:p>
             <w:pPr>
               <w:pStyle w:val="Ttulo1"/>
+              <w:outlineLvl w:val="0"/>
               <w:rPr>
                 <w:b w:val="0"/>
                 <w:color w:val="auto"/>
@@ -1808,6 +1752,7 @@
           <w:p>
             <w:pPr>
               <w:pStyle w:val="Ttulo1"/>
+              <w:outlineLvl w:val="0"/>
               <w:rPr>
                 <w:b w:val="0"/>
                 <w:color w:val="auto"/>
@@ -1844,6 +1789,7 @@
           <w:p>
             <w:pPr>
               <w:pStyle w:val="Ttulo1"/>
+              <w:outlineLvl w:val="0"/>
               <w:rPr>
                 <w:b w:val="0"/>
                 <w:color w:val="auto"/>
@@ -1881,6 +1827,7 @@
           <w:p>
             <w:pPr>
               <w:pStyle w:val="Ttulo1"/>
+              <w:outlineLvl w:val="0"/>
               <w:rPr>
                 <w:b w:val="0"/>
                 <w:color w:val="auto"/>
@@ -1905,6 +1852,7 @@
           <w:p>
             <w:pPr>
               <w:pStyle w:val="Ttulo1"/>
+              <w:outlineLvl w:val="0"/>
               <w:rPr>
                 <w:b w:val="0"/>
                 <w:color w:val="auto"/>
@@ -2016,7 +1964,10 @@
       </w:r>
       <w:proofErr w:type="spellEnd"/>
       <w:r>
-        <w:t xml:space="preserve">/              configuración de </w:t>
+        <w:t>/              configu</w:t>
+      </w:r>
+      <w:r>
+        <w:t xml:space="preserve">ración de </w:t>
       </w:r>
       <w:proofErr w:type="spellStart"/>
       <w:r>
@@ -2107,7 +2058,10 @@
       </w:r>
       <w:proofErr w:type="spellEnd"/>
       <w:r>
-        <w:t>/app.js           aplicación Express, middleware y montaje de rutas</w:t>
+        <w:t>/app.js           aplicación Express, middleware y montaje d</w:t>
+      </w:r>
+      <w:r>
+        <w:t>e rutas</w:t>
       </w:r>
     </w:p>
     <w:p>
@@ -2211,7 +2165,15 @@
       </w:r>
       <w:proofErr w:type="spellEnd"/>
       <w:r>
-        <w:t xml:space="preserve"> Auth y sesión mayorista</w:t>
+        <w:t xml:space="preserve"> </w:t>
+      </w:r>
+      <w:proofErr w:type="spellStart"/>
+      <w:r>
+        <w:t>Auth</w:t>
+      </w:r>
+      <w:proofErr w:type="spellEnd"/>
+      <w:r>
+        <w:t xml:space="preserve"> y sesión mayorista</w:t>
       </w:r>
     </w:p>
     <w:p>
@@ -2219,7 +2181,10 @@
         <w:pStyle w:val="Code"/>
       </w:pPr>
       <w:r>
-        <w:t>│   └── scripts/             prueba de carga</w:t>
+        <w:t>│   └</w:t>
+      </w:r>
+      <w:r>
+        <w:t>── scripts/             prueba de carga</w:t>
       </w:r>
     </w:p>
     <w:p>
@@ -2328,7 +2293,10 @@
         <w:pStyle w:val="Ttulo1"/>
       </w:pPr>
       <w:r>
-        <w:t>6. Qué necesita para funcionar</w:t>
+        <w:t>6. Qué n</w:t>
+      </w:r>
+      <w:r>
+        <w:t>ecesita para funcionar</w:t>
       </w:r>
     </w:p>
     <w:p>
@@ -2367,7 +2335,10 @@
     </w:p>
     <w:p>
       <w:r>
-        <w:t>3. Aplicar el esquema disponible con `</w:t>
+        <w:t>3. Aplicar el esquema disponi</w:t>
+      </w:r>
+      <w:r>
+        <w:t>ble con `</w:t>
       </w:r>
       <w:proofErr w:type="spellStart"/>
       <w:r>
@@ -2448,7 +2419,6 @@
         <w:t>frontend</w:t>
       </w:r>
       <w:proofErr w:type="spellEnd"/>
-      <w:proofErr w:type="gramStart"/>
       <w:r>
         <w:t>/.</w:t>
       </w:r>
@@ -2457,46 +2427,41 @@
         <w:t>env</w:t>
       </w:r>
       <w:proofErr w:type="spellEnd"/>
-      <w:proofErr w:type="gramEnd"/>
-      <w:r>
-        <w:t>` y `</w:t>
+      <w:r>
+        <w:t>`</w:t>
+      </w:r>
+      <w:r>
+        <w:t xml:space="preserve"> y `</w:t>
       </w:r>
       <w:proofErr w:type="spellStart"/>
       <w:r>
         <w:t>backend</w:t>
       </w:r>
       <w:proofErr w:type="spellEnd"/>
-      <w:proofErr w:type="gramStart"/>
       <w:r>
         <w:t>/.</w:t>
       </w:r>
       <w:proofErr w:type="spellStart"/>
       <w:r>
+        <w:t>env.example</w:t>
+      </w:r>
+      <w:proofErr w:type="spellEnd"/>
+      <w:r>
+        <w:t>` a `</w:t>
+      </w:r>
+      <w:proofErr w:type="spellStart"/>
+      <w:r>
+        <w:t>backend</w:t>
+      </w:r>
+      <w:proofErr w:type="spellEnd"/>
+      <w:r>
+        <w:t>/.</w:t>
+      </w:r>
+      <w:proofErr w:type="spellStart"/>
+      <w:r>
         <w:t>env</w:t>
       </w:r>
-      <w:proofErr w:type="gramEnd"/>
-      <w:r>
-        <w:t>.example</w:t>
-      </w:r>
-      <w:proofErr w:type="spellEnd"/>
-      <w:r>
-        <w:t>` a `</w:t>
-      </w:r>
-      <w:proofErr w:type="spellStart"/>
-      <w:r>
-        <w:t>backend</w:t>
-      </w:r>
-      <w:proofErr w:type="spellEnd"/>
-      <w:proofErr w:type="gramStart"/>
-      <w:r>
-        <w:t>/.</w:t>
-      </w:r>
-      <w:proofErr w:type="spellStart"/>
-      <w:r>
-        <w:t>env</w:t>
-      </w:r>
-      <w:proofErr w:type="spellEnd"/>
-      <w:proofErr w:type="gramEnd"/>
+      <w:proofErr w:type="spellEnd"/>
       <w:r>
         <w:t>`; completar únicamente valores propios.</w:t>
       </w:r>
@@ -2588,7 +2553,10 @@
       </w:r>
       <w:proofErr w:type="spellEnd"/>
       <w:r>
-        <w:t>` (puerto configurable, por defecto 3001). El proceso verifica PostgreSQL al iniciar.</w:t>
+        <w:t>` (puerto configurable, por defec</w:t>
+      </w:r>
+      <w:r>
+        <w:t>to 3001). El proceso verifica PostgreSQL al iniciar.</w:t>
       </w:r>
     </w:p>
     <w:p>
@@ -2670,6 +2638,7 @@
       </w:pPr>
       <w:r>
         <w:rPr>
+          <w:noProof/>
           <w:lang w:val="en-US"/>
         </w:rPr>
         <w:drawing>
@@ -2725,9 +2694,9 @@
         <w:tblLook w:val="04A0" w:firstRow="1" w:lastRow="0" w:firstColumn="1" w:lastColumn="0" w:noHBand="0" w:noVBand="1"/>
       </w:tblPr>
       <w:tblGrid>
-        <w:gridCol w:w="2795"/>
-        <w:gridCol w:w="3548"/>
-        <w:gridCol w:w="2899"/>
+        <w:gridCol w:w="2730"/>
+        <w:gridCol w:w="3652"/>
+        <w:gridCol w:w="2860"/>
       </w:tblGrid>
       <w:tr>
         <w:tc>
@@ -3328,13 +3297,17 @@
       </w:r>
       <w:proofErr w:type="spellStart"/>
       <w:r>
-        <w:t>order_items</w:t>
+        <w:t>order_ite</w:t>
+      </w:r>
+      <w:r>
+        <w:t>ms</w:t>
       </w:r>
       <w:proofErr w:type="spellEnd"/>
       <w:r>
         <w:t>. No descuenta inventario al crear el pedido.</w:t>
       </w:r>
     </w:p>
+    <w:p/>
     <w:p/>
     <w:p/>
     <w:p/>
@@ -3410,10 +3383,10 @@
         <w:tblLook w:val="04A0" w:firstRow="1" w:lastRow="0" w:firstColumn="1" w:lastColumn="0" w:noHBand="0" w:noVBand="1"/>
       </w:tblPr>
       <w:tblGrid>
-        <w:gridCol w:w="2083"/>
-        <w:gridCol w:w="2897"/>
-        <w:gridCol w:w="2579"/>
-        <w:gridCol w:w="1917"/>
+        <w:gridCol w:w="1891"/>
+        <w:gridCol w:w="2995"/>
+        <w:gridCol w:w="2671"/>
+        <w:gridCol w:w="1919"/>
       </w:tblGrid>
       <w:tr>
         <w:trPr>
@@ -4613,11 +4586,7 @@
             </w:r>
             <w:proofErr w:type="spellEnd"/>
             <w:r>
-              <w:t xml:space="preserve">, PATCH </w:t>
-            </w:r>
-            <w:r>
-              <w:lastRenderedPageBreak/>
-              <w:t>/:id/estado, /entrega, /repartidor, /pago</w:t>
+              <w:t>, PATCH /:id/estado, /entrega, /repartidor, /pago</w:t>
             </w:r>
           </w:p>
         </w:tc>
@@ -4641,12 +4610,7 @@
           </w:tcPr>
           <w:p>
             <w:r>
-              <w:lastRenderedPageBreak/>
-              <w:t xml:space="preserve">Venta, modificación, estado, entrega, </w:t>
-            </w:r>
-            <w:r>
-              <w:lastRenderedPageBreak/>
-              <w:t>reparto y pago.</w:t>
+              <w:t>Venta, modificación, estado, entrega, reparto y pago.</w:t>
             </w:r>
           </w:p>
         </w:tc>
@@ -4670,7 +4634,6 @@
           </w:tcPr>
           <w:p>
             <w:r>
-              <w:lastRenderedPageBreak/>
               <w:t xml:space="preserve">Varía por </w:t>
             </w:r>
             <w:proofErr w:type="spellStart"/>
@@ -4679,11 +4642,7 @@
             </w:r>
             <w:proofErr w:type="spellEnd"/>
             <w:r>
-              <w:t xml:space="preserve">/rol; </w:t>
-            </w:r>
-            <w:r>
-              <w:lastRenderedPageBreak/>
-              <w:t xml:space="preserve">revisar </w:t>
+              <w:t xml:space="preserve">/rol; revisar </w:t>
             </w:r>
             <w:proofErr w:type="spellStart"/>
             <w:r>
@@ -5703,7 +5662,6 @@
     <w:p/>
     <w:p>
       <w:r>
-        <w:lastRenderedPageBreak/>
         <w:t xml:space="preserve">El </w:t>
       </w:r>
       <w:proofErr w:type="spellStart"/>
@@ -5792,10 +5750,10 @@
         <w:tblLook w:val="04A0" w:firstRow="1" w:lastRow="0" w:firstColumn="1" w:lastColumn="0" w:noHBand="0" w:noVBand="1"/>
       </w:tblPr>
       <w:tblGrid>
-        <w:gridCol w:w="2640"/>
-        <w:gridCol w:w="2112"/>
-        <w:gridCol w:w="1967"/>
-        <w:gridCol w:w="2523"/>
+        <w:gridCol w:w="2706"/>
+        <w:gridCol w:w="2130"/>
+        <w:gridCol w:w="1887"/>
+        <w:gridCol w:w="2519"/>
       </w:tblGrid>
       <w:tr>
         <w:tc>
@@ -5807,6 +5765,7 @@
             <w:pPr>
               <w:pStyle w:val="Ttulo1"/>
               <w:spacing w:line="278" w:lineRule="auto"/>
+              <w:outlineLvl w:val="0"/>
               <w:rPr>
                 <w:bCs/>
                 <w:color w:val="auto"/>
@@ -5832,6 +5791,7 @@
             <w:pPr>
               <w:pStyle w:val="Ttulo1"/>
               <w:spacing w:line="278" w:lineRule="auto"/>
+              <w:outlineLvl w:val="0"/>
               <w:rPr>
                 <w:bCs/>
                 <w:color w:val="auto"/>
@@ -5857,6 +5817,7 @@
             <w:pPr>
               <w:pStyle w:val="Ttulo1"/>
               <w:spacing w:line="278" w:lineRule="auto"/>
+              <w:outlineLvl w:val="0"/>
               <w:rPr>
                 <w:bCs/>
                 <w:color w:val="auto"/>
@@ -5882,6 +5843,7 @@
             <w:pPr>
               <w:pStyle w:val="Ttulo1"/>
               <w:spacing w:line="278" w:lineRule="auto"/>
+              <w:outlineLvl w:val="0"/>
               <w:rPr>
                 <w:bCs/>
                 <w:color w:val="auto"/>
@@ -5909,6 +5871,7 @@
             <w:pPr>
               <w:pStyle w:val="Ttulo1"/>
               <w:spacing w:line="278" w:lineRule="auto"/>
+              <w:outlineLvl w:val="0"/>
               <w:rPr>
                 <w:b w:val="0"/>
                 <w:color w:val="auto"/>
@@ -5952,6 +5915,7 @@
             <w:pPr>
               <w:pStyle w:val="Ttulo1"/>
               <w:spacing w:line="278" w:lineRule="auto"/>
+              <w:outlineLvl w:val="0"/>
               <w:rPr>
                 <w:b w:val="0"/>
                 <w:color w:val="auto"/>
@@ -5977,6 +5941,7 @@
             <w:pPr>
               <w:pStyle w:val="Ttulo1"/>
               <w:spacing w:line="278" w:lineRule="auto"/>
+              <w:outlineLvl w:val="0"/>
               <w:rPr>
                 <w:b w:val="0"/>
                 <w:color w:val="auto"/>
@@ -6002,6 +5967,7 @@
             <w:pPr>
               <w:pStyle w:val="Ttulo1"/>
               <w:spacing w:line="278" w:lineRule="auto"/>
+              <w:outlineLvl w:val="0"/>
               <w:rPr>
                 <w:b w:val="0"/>
                 <w:color w:val="auto"/>
@@ -6029,6 +5995,7 @@
             <w:pPr>
               <w:pStyle w:val="Ttulo1"/>
               <w:spacing w:line="278" w:lineRule="auto"/>
+              <w:outlineLvl w:val="0"/>
               <w:rPr>
                 <w:b w:val="0"/>
                 <w:color w:val="auto"/>
@@ -6090,6 +6057,7 @@
             <w:pPr>
               <w:pStyle w:val="Ttulo1"/>
               <w:spacing w:line="278" w:lineRule="auto"/>
+              <w:outlineLvl w:val="0"/>
               <w:rPr>
                 <w:b w:val="0"/>
                 <w:color w:val="auto"/>
@@ -6125,6 +6093,7 @@
             <w:pPr>
               <w:pStyle w:val="Ttulo1"/>
               <w:spacing w:line="278" w:lineRule="auto"/>
+              <w:outlineLvl w:val="0"/>
               <w:rPr>
                 <w:b w:val="0"/>
                 <w:color w:val="auto"/>
@@ -6150,6 +6119,7 @@
             <w:pPr>
               <w:pStyle w:val="Ttulo1"/>
               <w:spacing w:line="278" w:lineRule="auto"/>
+              <w:outlineLvl w:val="0"/>
               <w:rPr>
                 <w:b w:val="0"/>
                 <w:color w:val="auto"/>
@@ -6177,6 +6147,7 @@
             <w:pPr>
               <w:pStyle w:val="Ttulo1"/>
               <w:spacing w:line="278" w:lineRule="auto"/>
+              <w:outlineLvl w:val="0"/>
               <w:rPr>
                 <w:b w:val="0"/>
                 <w:color w:val="auto"/>
@@ -6202,6 +6173,7 @@
             <w:pPr>
               <w:pStyle w:val="Ttulo1"/>
               <w:spacing w:line="278" w:lineRule="auto"/>
+              <w:outlineLvl w:val="0"/>
               <w:rPr>
                 <w:b w:val="0"/>
                 <w:color w:val="auto"/>
@@ -6227,6 +6199,7 @@
             <w:pPr>
               <w:pStyle w:val="Ttulo1"/>
               <w:spacing w:line="278" w:lineRule="auto"/>
+              <w:outlineLvl w:val="0"/>
               <w:rPr>
                 <w:b w:val="0"/>
                 <w:color w:val="auto"/>
@@ -6252,6 +6225,7 @@
             <w:pPr>
               <w:pStyle w:val="Ttulo1"/>
               <w:spacing w:line="278" w:lineRule="auto"/>
+              <w:outlineLvl w:val="0"/>
               <w:rPr>
                 <w:b w:val="0"/>
                 <w:color w:val="auto"/>
@@ -6279,6 +6253,7 @@
             <w:pPr>
               <w:pStyle w:val="Ttulo1"/>
               <w:spacing w:line="278" w:lineRule="auto"/>
+              <w:outlineLvl w:val="0"/>
               <w:rPr>
                 <w:b w:val="0"/>
                 <w:color w:val="auto"/>
@@ -6309,7 +6284,25 @@
                 <w:color w:val="auto"/>
                 <w:sz w:val="24"/>
               </w:rPr>
-              <w:t>/login, /</w:t>
+              <w:t>/</w:t>
+            </w:r>
+            <w:proofErr w:type="spellStart"/>
+            <w:r>
+              <w:rPr>
+                <w:b w:val="0"/>
+                <w:color w:val="auto"/>
+                <w:sz w:val="24"/>
+              </w:rPr>
+              <w:t>login</w:t>
+            </w:r>
+            <w:proofErr w:type="spellEnd"/>
+            <w:r>
+              <w:rPr>
+                <w:b w:val="0"/>
+                <w:color w:val="auto"/>
+                <w:sz w:val="24"/>
+              </w:rPr>
+              <w:t>, /</w:t>
             </w:r>
             <w:proofErr w:type="spellStart"/>
             <w:r>
@@ -6340,6 +6333,7 @@
             <w:pPr>
               <w:pStyle w:val="Ttulo1"/>
               <w:spacing w:line="278" w:lineRule="auto"/>
+              <w:outlineLvl w:val="0"/>
               <w:rPr>
                 <w:b w:val="0"/>
                 <w:color w:val="auto"/>
@@ -6367,6 +6361,7 @@
             <w:pPr>
               <w:pStyle w:val="Ttulo1"/>
               <w:spacing w:line="278" w:lineRule="auto"/>
+              <w:outlineLvl w:val="0"/>
               <w:rPr>
                 <w:b w:val="0"/>
                 <w:color w:val="auto"/>
@@ -6392,6 +6387,7 @@
             <w:pPr>
               <w:pStyle w:val="Ttulo1"/>
               <w:spacing w:line="278" w:lineRule="auto"/>
+              <w:outlineLvl w:val="0"/>
               <w:rPr>
                 <w:b w:val="0"/>
                 <w:color w:val="auto"/>
@@ -6419,6 +6415,7 @@
             <w:pPr>
               <w:pStyle w:val="Ttulo1"/>
               <w:spacing w:line="278" w:lineRule="auto"/>
+              <w:outlineLvl w:val="0"/>
               <w:rPr>
                 <w:b w:val="0"/>
                 <w:color w:val="auto"/>
@@ -6444,6 +6441,7 @@
             <w:pPr>
               <w:pStyle w:val="Ttulo1"/>
               <w:spacing w:line="278" w:lineRule="auto"/>
+              <w:outlineLvl w:val="0"/>
               <w:rPr>
                 <w:b w:val="0"/>
                 <w:color w:val="auto"/>
@@ -6471,6 +6469,7 @@
             <w:pPr>
               <w:pStyle w:val="Ttulo1"/>
               <w:spacing w:line="278" w:lineRule="auto"/>
+              <w:outlineLvl w:val="0"/>
               <w:rPr>
                 <w:b w:val="0"/>
                 <w:color w:val="auto"/>
@@ -6506,6 +6505,7 @@
             <w:pPr>
               <w:pStyle w:val="Ttulo1"/>
               <w:spacing w:line="278" w:lineRule="auto"/>
+              <w:outlineLvl w:val="0"/>
               <w:rPr>
                 <w:b w:val="0"/>
                 <w:color w:val="auto"/>
@@ -6547,9 +6547,9 @@
         <w:tblLook w:val="04A0" w:firstRow="1" w:lastRow="0" w:firstColumn="1" w:lastColumn="0" w:noHBand="0" w:noVBand="1"/>
       </w:tblPr>
       <w:tblGrid>
-        <w:gridCol w:w="2985"/>
-        <w:gridCol w:w="3246"/>
-        <w:gridCol w:w="3011"/>
+        <w:gridCol w:w="2782"/>
+        <w:gridCol w:w="3375"/>
+        <w:gridCol w:w="3085"/>
       </w:tblGrid>
       <w:tr>
         <w:tc>
@@ -6561,6 +6561,7 @@
             <w:pPr>
               <w:pStyle w:val="Ttulo1"/>
               <w:spacing w:line="278" w:lineRule="auto"/>
+              <w:outlineLvl w:val="0"/>
               <w:rPr>
                 <w:bCs/>
                 <w:sz w:val="24"/>
@@ -6584,6 +6585,7 @@
             <w:pPr>
               <w:pStyle w:val="Ttulo1"/>
               <w:spacing w:line="278" w:lineRule="auto"/>
+              <w:outlineLvl w:val="0"/>
               <w:rPr>
                 <w:bCs/>
                 <w:sz w:val="24"/>
@@ -6607,6 +6609,7 @@
             <w:pPr>
               <w:pStyle w:val="Ttulo1"/>
               <w:spacing w:line="278" w:lineRule="auto"/>
+              <w:outlineLvl w:val="0"/>
               <w:rPr>
                 <w:bCs/>
                 <w:sz w:val="24"/>
@@ -6632,6 +6635,7 @@
             <w:pPr>
               <w:pStyle w:val="Ttulo1"/>
               <w:spacing w:line="278" w:lineRule="auto"/>
+              <w:outlineLvl w:val="0"/>
               <w:rPr>
                 <w:b w:val="0"/>
                 <w:color w:val="auto"/>
@@ -6659,6 +6663,7 @@
             <w:pPr>
               <w:pStyle w:val="Ttulo1"/>
               <w:spacing w:line="278" w:lineRule="auto"/>
+              <w:outlineLvl w:val="0"/>
               <w:rPr>
                 <w:b w:val="0"/>
                 <w:color w:val="auto"/>
@@ -6684,6 +6689,7 @@
             <w:pPr>
               <w:pStyle w:val="Ttulo1"/>
               <w:spacing w:line="278" w:lineRule="auto"/>
+              <w:outlineLvl w:val="0"/>
               <w:rPr>
                 <w:b w:val="0"/>
                 <w:color w:val="auto"/>
@@ -6729,20 +6735,20 @@
             <w:pPr>
               <w:pStyle w:val="Ttulo1"/>
               <w:spacing w:line="278" w:lineRule="auto"/>
-              <w:rPr>
-                <w:b w:val="0"/>
-                <w:color w:val="auto"/>
-                <w:sz w:val="24"/>
-              </w:rPr>
-            </w:pPr>
-            <w:proofErr w:type="spellStart"/>
-            <w:r>
-              <w:rPr>
-                <w:b w:val="0"/>
-                <w:color w:val="auto"/>
-                <w:sz w:val="24"/>
-              </w:rPr>
-              <w:lastRenderedPageBreak/>
+              <w:outlineLvl w:val="0"/>
+              <w:rPr>
+                <w:b w:val="0"/>
+                <w:color w:val="auto"/>
+                <w:sz w:val="24"/>
+              </w:rPr>
+            </w:pPr>
+            <w:proofErr w:type="spellStart"/>
+            <w:r>
+              <w:rPr>
+                <w:b w:val="0"/>
+                <w:color w:val="auto"/>
+                <w:sz w:val="24"/>
+              </w:rPr>
               <w:t>ClienteContext.jsx</w:t>
             </w:r>
             <w:proofErr w:type="spellEnd"/>
@@ -6757,6 +6763,7 @@
             <w:pPr>
               <w:pStyle w:val="Ttulo1"/>
               <w:spacing w:line="278" w:lineRule="auto"/>
+              <w:outlineLvl w:val="0"/>
               <w:rPr>
                 <w:b w:val="0"/>
                 <w:color w:val="auto"/>
@@ -6782,6 +6789,7 @@
             <w:pPr>
               <w:pStyle w:val="Ttulo1"/>
               <w:spacing w:line="278" w:lineRule="auto"/>
+              <w:outlineLvl w:val="0"/>
               <w:rPr>
                 <w:b w:val="0"/>
                 <w:color w:val="auto"/>
@@ -6845,19 +6853,21 @@
             <w:pPr>
               <w:pStyle w:val="Ttulo1"/>
               <w:spacing w:line="278" w:lineRule="auto"/>
-              <w:rPr>
-                <w:b w:val="0"/>
-                <w:color w:val="auto"/>
-                <w:sz w:val="24"/>
-              </w:rPr>
-            </w:pPr>
-            <w:proofErr w:type="spellStart"/>
-            <w:r>
-              <w:rPr>
-                <w:b w:val="0"/>
-                <w:color w:val="auto"/>
-                <w:sz w:val="24"/>
-              </w:rPr>
+              <w:outlineLvl w:val="0"/>
+              <w:rPr>
+                <w:b w:val="0"/>
+                <w:color w:val="auto"/>
+                <w:sz w:val="24"/>
+              </w:rPr>
+            </w:pPr>
+            <w:proofErr w:type="spellStart"/>
+            <w:r>
+              <w:rPr>
+                <w:b w:val="0"/>
+                <w:color w:val="auto"/>
+                <w:sz w:val="24"/>
+              </w:rPr>
+              <w:lastRenderedPageBreak/>
               <w:t>SesionClienteContext.jsx</w:t>
             </w:r>
             <w:proofErr w:type="spellEnd"/>
@@ -6872,6 +6882,7 @@
             <w:pPr>
               <w:pStyle w:val="Ttulo1"/>
               <w:spacing w:line="278" w:lineRule="auto"/>
+              <w:outlineLvl w:val="0"/>
               <w:rPr>
                 <w:b w:val="0"/>
                 <w:color w:val="auto"/>
@@ -6897,6 +6908,7 @@
             <w:pPr>
               <w:pStyle w:val="Ttulo1"/>
               <w:spacing w:line="278" w:lineRule="auto"/>
+              <w:outlineLvl w:val="0"/>
               <w:rPr>
                 <w:b w:val="0"/>
                 <w:color w:val="auto"/>
@@ -6942,6 +6954,7 @@
             <w:pPr>
               <w:pStyle w:val="Ttulo1"/>
               <w:spacing w:line="278" w:lineRule="auto"/>
+              <w:outlineLvl w:val="0"/>
               <w:rPr>
                 <w:b w:val="0"/>
                 <w:color w:val="auto"/>
@@ -6969,6 +6982,7 @@
             <w:pPr>
               <w:pStyle w:val="Ttulo1"/>
               <w:spacing w:line="278" w:lineRule="auto"/>
+              <w:outlineLvl w:val="0"/>
               <w:rPr>
                 <w:b w:val="0"/>
                 <w:color w:val="auto"/>
@@ -7012,6 +7026,7 @@
             <w:pPr>
               <w:pStyle w:val="Ttulo1"/>
               <w:spacing w:line="278" w:lineRule="auto"/>
+              <w:outlineLvl w:val="0"/>
               <w:rPr>
                 <w:b w:val="0"/>
                 <w:color w:val="auto"/>
@@ -7057,6 +7072,7 @@
             <w:pPr>
               <w:pStyle w:val="Ttulo1"/>
               <w:spacing w:line="278" w:lineRule="auto"/>
+              <w:outlineLvl w:val="0"/>
               <w:rPr>
                 <w:b w:val="0"/>
                 <w:color w:val="auto"/>
@@ -7084,6 +7100,7 @@
             <w:pPr>
               <w:pStyle w:val="Ttulo1"/>
               <w:spacing w:line="278" w:lineRule="auto"/>
+              <w:outlineLvl w:val="0"/>
               <w:rPr>
                 <w:b w:val="0"/>
                 <w:color w:val="auto"/>
@@ -7109,6 +7126,7 @@
             <w:pPr>
               <w:pStyle w:val="Ttulo1"/>
               <w:spacing w:line="278" w:lineRule="auto"/>
+              <w:outlineLvl w:val="0"/>
               <w:rPr>
                 <w:b w:val="0"/>
                 <w:color w:val="auto"/>
@@ -7164,6 +7182,7 @@
             <w:pPr>
               <w:pStyle w:val="Ttulo1"/>
               <w:spacing w:line="278" w:lineRule="auto"/>
+              <w:outlineLvl w:val="0"/>
               <w:rPr>
                 <w:b w:val="0"/>
                 <w:color w:val="auto"/>
@@ -7191,6 +7210,7 @@
             <w:pPr>
               <w:pStyle w:val="Ttulo1"/>
               <w:spacing w:line="278" w:lineRule="auto"/>
+              <w:outlineLvl w:val="0"/>
               <w:rPr>
                 <w:b w:val="0"/>
                 <w:color w:val="auto"/>
@@ -7216,6 +7236,7 @@
             <w:pPr>
               <w:pStyle w:val="Ttulo1"/>
               <w:spacing w:line="278" w:lineRule="auto"/>
+              <w:outlineLvl w:val="0"/>
               <w:rPr>
                 <w:b w:val="0"/>
                 <w:color w:val="auto"/>
@@ -7279,6 +7300,7 @@
             <w:pPr>
               <w:pStyle w:val="Ttulo1"/>
               <w:spacing w:line="278" w:lineRule="auto"/>
+              <w:outlineLvl w:val="0"/>
               <w:rPr>
                 <w:b w:val="0"/>
                 <w:color w:val="auto"/>
@@ -7306,6 +7328,7 @@
             <w:pPr>
               <w:pStyle w:val="Ttulo1"/>
               <w:spacing w:line="278" w:lineRule="auto"/>
+              <w:outlineLvl w:val="0"/>
               <w:rPr>
                 <w:b w:val="0"/>
                 <w:color w:val="auto"/>
@@ -7331,6 +7354,7 @@
             <w:pPr>
               <w:pStyle w:val="Ttulo1"/>
               <w:spacing w:line="278" w:lineRule="auto"/>
+              <w:outlineLvl w:val="0"/>
               <w:rPr>
                 <w:b w:val="0"/>
                 <w:color w:val="auto"/>
@@ -7368,6 +7392,7 @@
             <w:pPr>
               <w:pStyle w:val="Ttulo1"/>
               <w:spacing w:line="278" w:lineRule="auto"/>
+              <w:outlineLvl w:val="0"/>
               <w:rPr>
                 <w:b w:val="0"/>
                 <w:color w:val="auto"/>
@@ -7393,6 +7418,7 @@
             <w:pPr>
               <w:pStyle w:val="Ttulo1"/>
               <w:spacing w:line="278" w:lineRule="auto"/>
+              <w:outlineLvl w:val="0"/>
               <w:rPr>
                 <w:b w:val="0"/>
                 <w:color w:val="auto"/>
@@ -7418,6 +7444,7 @@
             <w:pPr>
               <w:pStyle w:val="Ttulo1"/>
               <w:spacing w:line="278" w:lineRule="auto"/>
+              <w:outlineLvl w:val="0"/>
               <w:rPr>
                 <w:b w:val="0"/>
                 <w:color w:val="auto"/>
@@ -7455,6 +7482,7 @@
             <w:pPr>
               <w:pStyle w:val="Ttulo1"/>
               <w:spacing w:line="278" w:lineRule="auto"/>
+              <w:outlineLvl w:val="0"/>
               <w:rPr>
                 <w:b w:val="0"/>
                 <w:color w:val="auto"/>
@@ -7480,6 +7508,7 @@
             <w:pPr>
               <w:pStyle w:val="Ttulo1"/>
               <w:spacing w:line="278" w:lineRule="auto"/>
+              <w:outlineLvl w:val="0"/>
               <w:rPr>
                 <w:b w:val="0"/>
                 <w:color w:val="auto"/>
@@ -7523,6 +7552,7 @@
             <w:pPr>
               <w:pStyle w:val="Ttulo1"/>
               <w:spacing w:line="278" w:lineRule="auto"/>
+              <w:outlineLvl w:val="0"/>
               <w:rPr>
                 <w:b w:val="0"/>
                 <w:color w:val="auto"/>
@@ -7578,6 +7608,7 @@
             <w:pPr>
               <w:pStyle w:val="Ttulo1"/>
               <w:spacing w:line="278" w:lineRule="auto"/>
+              <w:outlineLvl w:val="0"/>
               <w:rPr>
                 <w:b w:val="0"/>
                 <w:color w:val="auto"/>
@@ -7603,19 +7634,30 @@
             <w:pPr>
               <w:pStyle w:val="Ttulo1"/>
               <w:spacing w:line="278" w:lineRule="auto"/>
-              <w:rPr>
-                <w:b w:val="0"/>
-                <w:color w:val="auto"/>
-                <w:sz w:val="24"/>
-              </w:rPr>
-            </w:pPr>
-            <w:r>
-              <w:rPr>
-                <w:b w:val="0"/>
-                <w:color w:val="auto"/>
-                <w:sz w:val="24"/>
-              </w:rPr>
-              <w:t xml:space="preserve">Auth </w:t>
+              <w:outlineLvl w:val="0"/>
+              <w:rPr>
+                <w:b w:val="0"/>
+                <w:color w:val="auto"/>
+                <w:sz w:val="24"/>
+              </w:rPr>
+            </w:pPr>
+            <w:proofErr w:type="spellStart"/>
+            <w:r>
+              <w:rPr>
+                <w:b w:val="0"/>
+                <w:color w:val="auto"/>
+                <w:sz w:val="24"/>
+              </w:rPr>
+              <w:t>Auth</w:t>
+            </w:r>
+            <w:proofErr w:type="spellEnd"/>
+            <w:r>
+              <w:rPr>
+                <w:b w:val="0"/>
+                <w:color w:val="auto"/>
+                <w:sz w:val="24"/>
+              </w:rPr>
+              <w:t xml:space="preserve"> </w:t>
             </w:r>
             <w:proofErr w:type="spellStart"/>
             <w:r>
@@ -7646,6 +7688,7 @@
             <w:pPr>
               <w:pStyle w:val="Ttulo1"/>
               <w:spacing w:line="278" w:lineRule="auto"/>
+              <w:outlineLvl w:val="0"/>
               <w:rPr>
                 <w:b w:val="0"/>
                 <w:color w:val="auto"/>
@@ -7711,7 +7754,10 @@
       </w:r>
       <w:proofErr w:type="spellStart"/>
       <w:r>
-        <w:t>BotonAccesibilidad.jsx</w:t>
+        <w:t>B</w:t>
+      </w:r>
+      <w:r>
+        <w:t>otonAccesibilidad.jsx</w:t>
       </w:r>
       <w:proofErr w:type="spellEnd"/>
       <w:r>
@@ -7756,7 +7802,7 @@
         <w:pStyle w:val="Ttulo2"/>
       </w:pPr>
       <w:r>
-        <w:t>Compra kiosco</w:t>
+        <w:t xml:space="preserve">Compra </w:t>
       </w:r>
     </w:p>
     <w:p>
@@ -7764,6 +7810,9 @@
         <w:pStyle w:val="Ttulo2"/>
       </w:pPr>
       <w:r>
+        <w:rPr>
+          <w:noProof/>
+        </w:rPr>
         <w:drawing>
           <wp:inline distT="0" distB="0" distL="0" distR="0" wp14:anchorId="5D07DB90" wp14:editId="3589EC67">
             <wp:extent cx="5731510" cy="1706245"/>
@@ -7850,6 +7899,9 @@
         <w:pStyle w:val="Ttulo2"/>
       </w:pPr>
       <w:r>
+        <w:rPr>
+          <w:noProof/>
+        </w:rPr>
         <w:drawing>
           <wp:inline distT="0" distB="0" distL="0" distR="0" wp14:anchorId="555C0134" wp14:editId="07DABFDC">
             <wp:extent cx="5731510" cy="1345565"/>
@@ -7940,6 +7992,9 @@
         <w:pStyle w:val="Ttulo2"/>
       </w:pPr>
       <w:r>
+        <w:rPr>
+          <w:noProof/>
+        </w:rPr>
         <w:drawing>
           <wp:inline distT="0" distB="0" distL="0" distR="0" wp14:anchorId="1DD2E602" wp14:editId="00F5CFD0">
             <wp:extent cx="5731510" cy="3594100"/>
@@ -8026,21 +8081,7 @@
         <w:rPr>
           <w:lang w:val="en-US"/>
         </w:rPr>
-        <w:t xml:space="preserve"> </w:t>
-      </w:r>
-      <w:proofErr w:type="spellStart"/>
-      <w:r>
-        <w:rPr>
-          <w:lang w:val="en-US"/>
-        </w:rPr>
-        <w:t>por</w:t>
-      </w:r>
-      <w:proofErr w:type="spellEnd"/>
-      <w:r>
-        <w:rPr>
-          <w:lang w:val="en-US"/>
-        </w:rPr>
-        <w:t xml:space="preserve"> pedidoController.js son pending, confirmed, preparing, </w:t>
+        <w:t xml:space="preserve"> por pedidoController.js son pending, confirmed, preparing, </w:t>
       </w:r>
       <w:proofErr w:type="spellStart"/>
       <w:r>
@@ -8061,7 +8102,13 @@
         <w:rPr>
           <w:lang w:val="en-US"/>
         </w:rPr>
-        <w:t>out_for_delivery</w:t>
+        <w:t>out_for_delive</w:t>
+      </w:r>
+      <w:r>
+        <w:rPr>
+          <w:lang w:val="en-US"/>
+        </w:rPr>
+        <w:t>ry</w:t>
       </w:r>
       <w:proofErr w:type="spellEnd"/>
       <w:r>
@@ -8110,7 +8157,10 @@
       </w:r>
       <w:proofErr w:type="spellEnd"/>
       <w:r>
-        <w:t xml:space="preserve"> puede consultar /api/asistente/productos, /instrucciones y crear por /pedidos; la creación devuelve ticket/QR según asistenteController.js.</w:t>
+        <w:t xml:space="preserve"> puede consultar /api/asistente/productos, /instrucciones y crear por /pedidos; la creación devuelve ticket/QR según asistenteCo</w:t>
+      </w:r>
+      <w:r>
+        <w:t>ntroller.js.</w:t>
       </w:r>
     </w:p>
     <w:p>
@@ -8129,9 +8179,9 @@
         <w:tblLook w:val="04A0" w:firstRow="1" w:lastRow="0" w:firstColumn="1" w:lastColumn="0" w:noHBand="0" w:noVBand="1"/>
       </w:tblPr>
       <w:tblGrid>
-        <w:gridCol w:w="1928"/>
-        <w:gridCol w:w="3496"/>
-        <w:gridCol w:w="3818"/>
+        <w:gridCol w:w="1955"/>
+        <w:gridCol w:w="3335"/>
+        <w:gridCol w:w="3952"/>
       </w:tblGrid>
       <w:tr>
         <w:tc>
@@ -8143,6 +8193,7 @@
             <w:pPr>
               <w:pStyle w:val="Ttulo1"/>
               <w:spacing w:before="0" w:line="278" w:lineRule="auto"/>
+              <w:outlineLvl w:val="0"/>
               <w:rPr>
                 <w:sz w:val="24"/>
               </w:rPr>
@@ -8165,6 +8216,7 @@
             <w:pPr>
               <w:pStyle w:val="Ttulo1"/>
               <w:spacing w:before="0" w:line="278" w:lineRule="auto"/>
+              <w:outlineLvl w:val="0"/>
               <w:rPr>
                 <w:sz w:val="24"/>
               </w:rPr>
@@ -8187,6 +8239,7 @@
             <w:pPr>
               <w:pStyle w:val="Ttulo1"/>
               <w:spacing w:before="0" w:line="278" w:lineRule="auto"/>
+              <w:outlineLvl w:val="0"/>
               <w:rPr>
                 <w:sz w:val="24"/>
               </w:rPr>
@@ -8211,19 +8264,20 @@
             <w:pPr>
               <w:pStyle w:val="Ttulo1"/>
               <w:spacing w:before="0" w:line="278" w:lineRule="auto"/>
-              <w:rPr>
-                <w:b w:val="0"/>
-                <w:color w:val="auto"/>
-                <w:sz w:val="24"/>
-              </w:rPr>
-            </w:pPr>
-            <w:r>
-              <w:rPr>
-                <w:b w:val="0"/>
-                <w:color w:val="auto"/>
-                <w:sz w:val="24"/>
-              </w:rPr>
-              <w:t>Cliente kiosco</w:t>
+              <w:outlineLvl w:val="0"/>
+              <w:rPr>
+                <w:b w:val="0"/>
+                <w:color w:val="auto"/>
+                <w:sz w:val="24"/>
+              </w:rPr>
+            </w:pPr>
+            <w:r>
+              <w:rPr>
+                <w:b w:val="0"/>
+                <w:color w:val="auto"/>
+                <w:sz w:val="24"/>
+              </w:rPr>
+              <w:t xml:space="preserve">Cliente </w:t>
             </w:r>
           </w:p>
         </w:tc>
@@ -8236,6 +8290,7 @@
             <w:pPr>
               <w:pStyle w:val="Ttulo1"/>
               <w:spacing w:before="0" w:line="278" w:lineRule="auto"/>
+              <w:outlineLvl w:val="0"/>
               <w:rPr>
                 <w:b w:val="0"/>
                 <w:color w:val="auto"/>
@@ -8261,6 +8316,7 @@
             <w:pPr>
               <w:pStyle w:val="Ttulo1"/>
               <w:spacing w:before="0" w:line="278" w:lineRule="auto"/>
+              <w:outlineLvl w:val="0"/>
               <w:rPr>
                 <w:b w:val="0"/>
                 <w:color w:val="auto"/>
@@ -8288,6 +8344,7 @@
             <w:pPr>
               <w:pStyle w:val="Ttulo1"/>
               <w:spacing w:before="0" w:line="278" w:lineRule="auto"/>
+              <w:outlineLvl w:val="0"/>
               <w:rPr>
                 <w:b w:val="0"/>
                 <w:color w:val="auto"/>
@@ -8313,6 +8370,7 @@
             <w:pPr>
               <w:pStyle w:val="Ttulo1"/>
               <w:spacing w:before="0" w:line="278" w:lineRule="auto"/>
+              <w:outlineLvl w:val="0"/>
               <w:rPr>
                 <w:b w:val="0"/>
                 <w:color w:val="auto"/>
@@ -8335,7 +8393,25 @@
                 <w:color w:val="auto"/>
                 <w:sz w:val="24"/>
               </w:rPr>
-              <w:t xml:space="preserve"> Auth desde sesionClienteService.js.</w:t>
+              <w:t xml:space="preserve"> </w:t>
+            </w:r>
+            <w:proofErr w:type="spellStart"/>
+            <w:r>
+              <w:rPr>
+                <w:b w:val="0"/>
+                <w:color w:val="auto"/>
+                <w:sz w:val="24"/>
+              </w:rPr>
+              <w:t>Auth</w:t>
+            </w:r>
+            <w:proofErr w:type="spellEnd"/>
+            <w:r>
+              <w:rPr>
+                <w:b w:val="0"/>
+                <w:color w:val="auto"/>
+                <w:sz w:val="24"/>
+              </w:rPr>
+              <w:t xml:space="preserve"> desde sesionClienteService.js.</w:t>
             </w:r>
           </w:p>
         </w:tc>
@@ -8348,6 +8424,7 @@
             <w:pPr>
               <w:pStyle w:val="Ttulo1"/>
               <w:spacing w:before="0" w:line="278" w:lineRule="auto"/>
+              <w:outlineLvl w:val="0"/>
               <w:rPr>
                 <w:b w:val="0"/>
                 <w:color w:val="auto"/>
@@ -8370,7 +8447,25 @@
                 <w:color w:val="auto"/>
                 <w:sz w:val="24"/>
               </w:rPr>
-              <w:t xml:space="preserve"> valida Bearer contra </w:t>
+              <w:t xml:space="preserve"> valida </w:t>
+            </w:r>
+            <w:proofErr w:type="spellStart"/>
+            <w:r>
+              <w:rPr>
+                <w:b w:val="0"/>
+                <w:color w:val="auto"/>
+                <w:sz w:val="24"/>
+              </w:rPr>
+              <w:t>Bearer</w:t>
+            </w:r>
+            <w:proofErr w:type="spellEnd"/>
+            <w:r>
+              <w:rPr>
+                <w:b w:val="0"/>
+                <w:color w:val="auto"/>
+                <w:sz w:val="24"/>
+              </w:rPr>
+              <w:t xml:space="preserve"> contra </w:t>
             </w:r>
             <w:proofErr w:type="spellStart"/>
             <w:r>
@@ -8403,6 +8498,7 @@
             <w:pPr>
               <w:pStyle w:val="Ttulo1"/>
               <w:spacing w:before="0" w:line="278" w:lineRule="auto"/>
+              <w:outlineLvl w:val="0"/>
               <w:rPr>
                 <w:b w:val="0"/>
                 <w:color w:val="auto"/>
@@ -8438,6 +8534,7 @@
             <w:pPr>
               <w:pStyle w:val="Ttulo1"/>
               <w:spacing w:before="0" w:line="278" w:lineRule="auto"/>
+              <w:outlineLvl w:val="0"/>
               <w:rPr>
                 <w:b w:val="0"/>
                 <w:color w:val="auto"/>
@@ -8485,6 +8582,7 @@
             <w:pPr>
               <w:pStyle w:val="Ttulo1"/>
               <w:spacing w:before="0" w:line="278" w:lineRule="auto"/>
+              <w:outlineLvl w:val="0"/>
               <w:rPr>
                 <w:b w:val="0"/>
                 <w:color w:val="auto"/>
@@ -8541,7 +8639,10 @@
     </w:tbl>
     <w:p>
       <w:r>
-        <w:t xml:space="preserve">authAdmin.js valida firma con comparación segura, expiración y rol. El precio/stock se recalcula dentro de transacción. La app limita JSON en app.js a 12 MB; esto difiere de la cifra de 50 KB documentada en AGENTS.md. El carrito normal no persiste y los datos personales no se escriben a </w:t>
+        <w:t>authAdmin.js valida firma con comparación segura, expiración y rol. El pr</w:t>
+      </w:r>
+      <w:r>
+        <w:t xml:space="preserve">ecio/stock se recalcula dentro de transacción. La app limita JSON en app.js a 12 MB; esto difiere de la cifra de 50 KB documentada en AGENTS.md. El carrito normal no persiste y los datos personales no se escriben a </w:t>
       </w:r>
       <w:proofErr w:type="spellStart"/>
       <w:r>
@@ -8557,7 +8658,10 @@
         <w:pStyle w:val="Ttulo1"/>
       </w:pPr>
       <w:r>
-        <w:t>12. Accesibilidad y navegación por voz</w:t>
+        <w:t>12. Accesibilidad y navegac</w:t>
+      </w:r>
+      <w:r>
+        <w:t>ión por voz</w:t>
       </w:r>
     </w:p>
     <w:p>
@@ -8591,7 +8695,10 @@
       </w:r>
       <w:proofErr w:type="spellEnd"/>
       <w:r>
-        <w:t>, añadir destino/nombre en registroNavegacion.js, comprobar permisos y proporcionar etiquetas aria-</w:t>
+        <w:t>, añadi</w:t>
+      </w:r>
+      <w:r>
+        <w:t>r destino/nombre en registroNavegacion.js, comprobar permisos y proporcionar etiquetas aria-</w:t>
       </w:r>
       <w:proofErr w:type="spellStart"/>
       <w:r>
@@ -8625,7 +8732,10 @@
       </w:r>
       <w:proofErr w:type="spellEnd"/>
       <w:r>
-        <w:t xml:space="preserve">/vite.config.js; hay CSS por página/componente y temas theme-dark.css/theme-dark-admin.css. Las pantallas de </w:t>
+        <w:t>/vite.config.js; hay CSS por página/componente y temas them</w:t>
+      </w:r>
+      <w:r>
+        <w:t xml:space="preserve">e-dark.css/theme-dark-admin.css. Las pantallas de </w:t>
       </w:r>
       <w:proofErr w:type="spellStart"/>
       <w:r>
@@ -8644,12 +8754,20 @@
         <w:t xml:space="preserve"> para no descargar </w:t>
       </w:r>
       <w:proofErr w:type="spellStart"/>
+      <w:proofErr w:type="gramStart"/>
       <w:r>
         <w:t>backoffice</w:t>
       </w:r>
       <w:proofErr w:type="spellEnd"/>
       <w:r>
-        <w:t xml:space="preserve"> en el kiosco. </w:t>
+        <w:t xml:space="preserve"> </w:t>
+      </w:r>
+      <w:r>
+        <w:t>.</w:t>
+      </w:r>
+      <w:proofErr w:type="gramEnd"/>
+      <w:r>
+        <w:t xml:space="preserve"> </w:t>
       </w:r>
       <w:proofErr w:type="spellStart"/>
       <w:r>
@@ -8657,14 +8775,22 @@
       </w:r>
       <w:proofErr w:type="spellEnd"/>
       <w:r>
-        <w:t xml:space="preserve"> atiende imágenes de catálogo. index.html declara fuentes y la fuente accesible se carga solo cuando se activa el modo correspondiente. Las convenciones de CSS, tokens, contraste, tamaños y reducción de movimiento están en AGENTS.md.</w:t>
+        <w:t xml:space="preserve"> atiende imágenes de catálogo. index.html declara fuentes y la fuente accesible se carga sol</w:t>
+      </w:r>
+      <w:r>
+        <w:t>o cuando se activa el modo correspondiente. Las convenciones de CSS, tokens, contraste, tamaños y reducción de movimiento están en AGENTS.md.</w:t>
       </w:r>
     </w:p>
+    <w:p/>
+    <w:p/>
+    <w:p/>
+    <w:p/>
     <w:p>
       <w:pPr>
         <w:pStyle w:val="Ttulo1"/>
       </w:pPr>
       <w:r>
+        <w:lastRenderedPageBreak/>
         <w:t>14. Pruebas y calidad</w:t>
       </w:r>
     </w:p>
@@ -8815,6 +8941,7 @@
                 <w14:ligatures w14:val="none"/>
               </w:rPr>
             </w:pPr>
+            <w:proofErr w:type="spellStart"/>
             <w:r>
               <w:rPr>
                 <w:rFonts w:ascii="Arial" w:eastAsia="Times New Roman" w:hAnsi="Arial" w:cs="Arial"/>
@@ -8824,7 +8951,19 @@
                 <w:bdr w:val="none" w:sz="0" w:space="0" w:color="auto" w:frame="1"/>
                 <w14:ligatures w14:val="none"/>
               </w:rPr>
-              <w:t xml:space="preserve">Oxlint para </w:t>
+              <w:t>Oxlint</w:t>
+            </w:r>
+            <w:proofErr w:type="spellEnd"/>
+            <w:r>
+              <w:rPr>
+                <w:rFonts w:ascii="Arial" w:eastAsia="Times New Roman" w:hAnsi="Arial" w:cs="Arial"/>
+                <w:color w:val="1F1F1F"/>
+                <w:kern w:val="0"/>
+                <w:sz w:val="24"/>
+                <w:bdr w:val="none" w:sz="0" w:space="0" w:color="auto" w:frame="1"/>
+                <w14:ligatures w14:val="none"/>
+              </w:rPr>
+              <w:t xml:space="preserve"> para </w:t>
             </w:r>
             <w:proofErr w:type="spellStart"/>
             <w:r>
@@ -9232,7 +9371,6 @@
                 <w:lang w:val="en-US"/>
                 <w14:ligatures w14:val="none"/>
               </w:rPr>
-              <w:lastRenderedPageBreak/>
               <w:t>GET /</w:t>
             </w:r>
             <w:proofErr w:type="spellStart"/>
@@ -9289,7 +9427,6 @@
                 <w:bdr w:val="none" w:sz="0" w:space="0" w:color="auto" w:frame="1"/>
                 <w14:ligatures w14:val="none"/>
               </w:rPr>
-              <w:lastRenderedPageBreak/>
               <w:t>Inicio y conexión PostgreSQL.</w:t>
             </w:r>
           </w:p>
@@ -9558,7 +9695,18 @@
       </w:r>
       <w:proofErr w:type="spellEnd"/>
       <w:r>
-        <w:t xml:space="preserve"> aporta Auth y puede aportar PostgreSQL. actualizar-vercel.cmd existe como automatización local. No se observan reglas de ramas, flujo de PR ni configuración CI en los archivos versionados revisados. Para subir un cambio: verificar </w:t>
+        <w:t xml:space="preserve"> aporta </w:t>
+      </w:r>
+      <w:proofErr w:type="spellStart"/>
+      <w:r>
+        <w:t>Auth</w:t>
+      </w:r>
+      <w:proofErr w:type="spellEnd"/>
+      <w:r>
+        <w:t xml:space="preserve"> y puede aportar PostgreSQL. actualizar-vercel.cmd existe como automatización local. No se observan reglas de ramas, flujo de PR ni configuración CI en los archivo</w:t>
+      </w:r>
+      <w:r>
+        <w:t xml:space="preserve">s versionados revisados. Para subir un cambio: verificar </w:t>
       </w:r>
       <w:proofErr w:type="spellStart"/>
       <w:r>
@@ -9566,15 +9714,7 @@
       </w:r>
       <w:proofErr w:type="spellEnd"/>
       <w:r>
-        <w:t>/</w:t>
-      </w:r>
-      <w:proofErr w:type="spellStart"/>
-      <w:r>
-        <w:t>build</w:t>
-      </w:r>
-      <w:proofErr w:type="spellEnd"/>
-      <w:r>
-        <w:t>/</w:t>
+        <w:t>/build/</w:t>
       </w:r>
       <w:proofErr w:type="spellStart"/>
       <w:r>
@@ -9620,7 +9760,7 @@
 </file>
 
 <file path=word/numbering.xml><?xml version="1.0" encoding="utf-8"?>
-<w:numbering xmlns:wpc="http://schemas.microsoft.com/office/word/2010/wordprocessingCanvas" xmlns:cx="http://schemas.microsoft.com/office/drawing/2014/chartex" xmlns:cx1="http://schemas.microsoft.com/office/drawing/2015/9/8/chartex" xmlns:cx2="http://schemas.microsoft.com/office/drawing/2015/10/21/chartex" xmlns:cx3="http://schemas.microsoft.com/office/drawing/2016/5/9/chartex" xmlns:cx4="http://schemas.microsoft.com/office/drawing/2016/5/10/chartex" xmlns:cx5="http://schemas.microsoft.com/office/drawing/2016/5/11/chartex" xmlns:cx6="http://schemas.microsoft.com/office/drawing/2016/5/12/chartex" xmlns:cx7="http://schemas.microsoft.com/office/drawing/2016/5/13/chartex" xmlns:cx8="http://schemas.microsoft.com/office/drawing/2016/5/14/chartex" xmlns:mc="http://schemas.openxmlformats.org/markup-compatibility/2006" xmlns:aink="http://schemas.microsoft.com/office/drawing/2016/ink" xmlns:am3d="http://schemas.microsoft.com/office/drawing/2017/model3d" xmlns:o="urn:schemas-microsoft-com:office:office" xmlns:oel="http://schemas.microsoft.com/office/2019/extlst" xmlns:r="http://schemas.openxmlformats.org/officeDocument/2006/relationships" xmlns:m="http://schemas.openxmlformats.org/officeDocument/2006/math" xmlns:v="urn:schemas-microsoft-com:vml" xmlns:wp14="http://schemas.microsoft.com/office/word/2010/wordprocessingDrawing" xmlns:wp="http://schemas.openxmlformats.org/drawingml/2006/wordprocessingDrawing" xmlns:w10="urn:schemas-microsoft-com:office:word" xmlns:w="http://schemas.openxmlformats.org/wordprocessingml/2006/main" xmlns:w14="http://schemas.microsoft.com/office/word/2010/wordml" xmlns:w15="http://schemas.microsoft.com/office/word/2012/wordml" xmlns:w16cex="http://schemas.microsoft.com/office/word/2018/wordml/cex" xmlns:w16cid="http://schemas.microsoft.com/office/word/2016/wordml/cid" xmlns:w16="http://schemas.microsoft.com/office/word/2018/wordml" xmlns:w16du="http://schemas.microsoft.com/office/word/2023/wordml/word16du" xmlns:w16sdtdh="http://schemas.microsoft.com/office/word/2020/wordml/sdtdatahash" xmlns:w16sdtfl="http://schemas.microsoft.com/office/word/2024/wordml/sdtformatlock" xmlns:w16se="http://schemas.microsoft.com/office/word/2015/wordml/symex" xmlns:wpg="http://schemas.microsoft.com/office/word/2010/wordprocessingGroup" xmlns:wpi="http://schemas.microsoft.com/office/word/2010/wordprocessingInk" xmlns:wne="http://schemas.microsoft.com/office/word/2006/wordml" xmlns:wps="http://schemas.microsoft.com/office/word/2010/wordprocessingShape" mc:Ignorable="w14 w15 w16se w16cid w16 w16cex w16sdtdh w16sdtfl w16du wp14">
+<w:numbering xmlns:wpc="http://schemas.microsoft.com/office/word/2010/wordprocessingCanvas" xmlns:cx="http://schemas.microsoft.com/office/drawing/2014/chartex" xmlns:cx1="http://schemas.microsoft.com/office/drawing/2015/9/8/chartex" xmlns:cx2="http://schemas.microsoft.com/office/drawing/2015/10/21/chartex" xmlns:cx3="http://schemas.microsoft.com/office/drawing/2016/5/9/chartex" xmlns:cx4="http://schemas.microsoft.com/office/drawing/2016/5/10/chartex" xmlns:cx5="http://schemas.microsoft.com/office/drawing/2016/5/11/chartex" xmlns:cx6="http://schemas.microsoft.com/office/drawing/2016/5/12/chartex" xmlns:cx7="http://schemas.microsoft.com/office/drawing/2016/5/13/chartex" xmlns:cx8="http://schemas.microsoft.com/office/drawing/2016/5/14/chartex" xmlns:mc="http://schemas.openxmlformats.org/markup-compatibility/2006" xmlns:aink="http://schemas.microsoft.com/office/drawing/2016/ink" xmlns:am3d="http://schemas.microsoft.com/office/drawing/2017/model3d" xmlns:o="urn:schemas-microsoft-com:office:office" xmlns:r="http://schemas.openxmlformats.org/officeDocument/2006/relationships" xmlns:m="http://schemas.openxmlformats.org/officeDocument/2006/math" xmlns:v="urn:schemas-microsoft-com:vml" xmlns:wp14="http://schemas.microsoft.com/office/word/2010/wordprocessingDrawing" xmlns:wp="http://schemas.openxmlformats.org/drawingml/2006/wordprocessingDrawing" xmlns:w10="urn:schemas-microsoft-com:office:word" xmlns:w="http://schemas.openxmlformats.org/wordprocessingml/2006/main" xmlns:w14="http://schemas.microsoft.com/office/word/2010/wordml" xmlns:w15="http://schemas.microsoft.com/office/word/2012/wordml" xmlns:w16cex="http://schemas.microsoft.com/office/word/2018/wordml/cex" xmlns:w16cid="http://schemas.microsoft.com/office/word/2016/wordml/cid" xmlns:w16="http://schemas.microsoft.com/office/word/2018/wordml" xmlns:w16sdtdh="http://schemas.microsoft.com/office/word/2020/wordml/sdtdatahash" xmlns:w16se="http://schemas.microsoft.com/office/word/2015/wordml/symex" xmlns:wpg="http://schemas.microsoft.com/office/word/2010/wordprocessingGroup" xmlns:wpi="http://schemas.microsoft.com/office/word/2010/wordprocessingInk" xmlns:wne="http://schemas.microsoft.com/office/word/2006/wordml" xmlns:wps="http://schemas.microsoft.com/office/word/2010/wordprocessingShape" mc:Ignorable="w14 w15 w16se w16cid w16 w16cex w16sdtdh wp14">
   <w:abstractNum w:abstractNumId="0" w15:restartNumberingAfterBreak="0">
     <w:nsid w:val="079A47D7"/>
     <w:multiLevelType w:val="hybridMultilevel"/>
@@ -9734,14 +9874,14 @@
       </w:rPr>
     </w:lvl>
   </w:abstractNum>
-  <w:num w:numId="1" w16cid:durableId="1937713798">
+  <w:num w:numId="1">
     <w:abstractNumId w:val="0"/>
   </w:num>
 </w:numbering>
 </file>
 
 <file path=word/styles.xml><?xml version="1.0" encoding="utf-8"?>
-<w:styles xmlns:mc="http://schemas.openxmlformats.org/markup-compatibility/2006" xmlns:r="http://schemas.openxmlformats.org/officeDocument/2006/relationships" xmlns:w="http://schemas.openxmlformats.org/wordprocessingml/2006/main" xmlns:w14="http://schemas.microsoft.com/office/word/2010/wordml" xmlns:w15="http://schemas.microsoft.com/office/word/2012/wordml" xmlns:w16cex="http://schemas.microsoft.com/office/word/2018/wordml/cex" xmlns:w16cid="http://schemas.microsoft.com/office/word/2016/wordml/cid" xmlns:w16="http://schemas.microsoft.com/office/word/2018/wordml" xmlns:w16du="http://schemas.microsoft.com/office/word/2023/wordml/word16du" xmlns:w16sdtdh="http://schemas.microsoft.com/office/word/2020/wordml/sdtdatahash" xmlns:w16sdtfl="http://schemas.microsoft.com/office/word/2024/wordml/sdtformatlock" xmlns:w16se="http://schemas.microsoft.com/office/word/2015/wordml/symex" mc:Ignorable="w14 w15 w16se w16cid w16 w16cex w16sdtdh w16sdtfl w16du">
+<w:styles xmlns:mc="http://schemas.openxmlformats.org/markup-compatibility/2006" xmlns:r="http://schemas.openxmlformats.org/officeDocument/2006/relationships" xmlns:w="http://schemas.openxmlformats.org/wordprocessingml/2006/main" xmlns:w14="http://schemas.microsoft.com/office/word/2010/wordml" xmlns:w15="http://schemas.microsoft.com/office/word/2012/wordml" xmlns:w16cex="http://schemas.microsoft.com/office/word/2018/wordml/cex" xmlns:w16cid="http://schemas.microsoft.com/office/word/2016/wordml/cid" xmlns:w16="http://schemas.microsoft.com/office/word/2018/wordml" xmlns:w16sdtdh="http://schemas.microsoft.com/office/word/2020/wordml/sdtdatahash" xmlns:w16se="http://schemas.microsoft.com/office/word/2015/wordml/symex" mc:Ignorable="w14 w15 w16se w16cid w16 w16cex w16sdtdh">
   <w:docDefaults>
     <w:rPrDefault>
       <w:rPr>
@@ -10204,6 +10344,7 @@
   <w:style w:type="character" w:default="1" w:styleId="Fuentedeprrafopredeter">
     <w:name w:val="Default Paragraph Font"/>
     <w:uiPriority w:val="1"/>
+    <w:semiHidden/>
     <w:unhideWhenUsed/>
   </w:style>
   <w:style w:type="table" w:default="1" w:styleId="Tablanormal">
